--- a/public/Anjali_Yadav_Resume.docx
+++ b/public/Anjali_Yadav_Resume.docx
@@ -95,7 +95,7 @@
           </mc:Choice>
           <mc:Fallback>
             <w:pict>
-              <v:group w14:anchorId="44053E46" id="Group 1" o:spid="_x0000_s1026" style="width:519.6pt;height:.85pt;mso-position-horizontal-relative:char;mso-position-vertical-relative:line" coordsize="65989,107" o:gfxdata="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">
+              <v:group w14:anchorId="75B921EC" id="Group 1" o:spid="_x0000_s1026" style="width:519.6pt;height:.85pt;mso-position-horizontal-relative:char;mso-position-vertical-relative:line" coordsize="65989,107" o:gfxdata="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">
                 <v:shape id="Graphic 2" o:spid="_x0000_s1027" style="position:absolute;width:65989;height:107;visibility:visible;mso-wrap-style:square;v-text-anchor:top" coordsize="6598920,10795" o:gfxdata="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" path="m6598920,l,,,10668r6598920,l6598920,xe" fillcolor="black" stroked="f">
                   <v:path arrowok="t"/>
                 </v:shape>
@@ -270,7 +270,7 @@
           </mc:Choice>
           <mc:Fallback>
             <w:pict>
-              <v:shape w14:anchorId="5C6C0154" id="Graphic 3" o:spid="_x0000_s1026" style="position:absolute;margin-left:46.4pt;margin-top:6.95pt;width:519.6pt;height:3.85pt;z-index:-251643392;visibility:visible;mso-wrap-style:square;mso-wrap-distance-left:0;mso-wrap-distance-top:0;mso-wrap-distance-right:0;mso-wrap-distance-bottom:0;mso-position-horizontal:absolute;mso-position-horizontal-relative:page;mso-position-vertical:absolute;mso-position-vertical-relative:text;v-text-anchor:top" coordsize="6598920,48895" o:gfxdata="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" path="m6598920,28968l,28968,,48768r6598920,l6598920,28968xem6598920,l,,,10668r6598920,l6598920,xe" fillcolor="black" stroked="f">
+              <v:shape w14:anchorId="23D299BA" id="Graphic 3" o:spid="_x0000_s1026" style="position:absolute;margin-left:46.4pt;margin-top:6.95pt;width:519.6pt;height:3.85pt;z-index:-251643392;visibility:visible;mso-wrap-style:square;mso-wrap-distance-left:0;mso-wrap-distance-top:0;mso-wrap-distance-right:0;mso-wrap-distance-bottom:0;mso-position-horizontal:absolute;mso-position-horizontal-relative:page;mso-position-vertical:absolute;mso-position-vertical-relative:text;v-text-anchor:top" coordsize="6598920,48895" o:gfxdata="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" path="m6598920,28968l,28968,,48768r6598920,l6598920,28968xem6598920,l,,,10668r6598920,l6598920,xe" fillcolor="black" stroked="f">
                 <v:path arrowok="t"/>
                 <w10:wrap type="topAndBottom" anchorx="page"/>
               </v:shape>
@@ -599,7 +599,7 @@
           </mc:Choice>
           <mc:Fallback>
             <w:pict>
-              <v:shape w14:anchorId="03642EAB" id="Graphic 4" o:spid="_x0000_s1026" style="position:absolute;margin-left:46.4pt;margin-top:15.9pt;width:166.2pt;height:.85pt;z-index:251642368;visibility:visible;mso-wrap-style:square;mso-wrap-distance-left:0;mso-wrap-distance-top:0;mso-wrap-distance-right:0;mso-wrap-distance-bottom:0;mso-position-horizontal:absolute;mso-position-horizontal-relative:page;mso-position-vertical:absolute;mso-position-vertical-relative:text;v-text-anchor:top" coordsize="2110740,10795" o:gfxdata="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" path="m2110740,l,,,10668r2110740,l2110740,xe" fillcolor="black" stroked="f">
+              <v:shape w14:anchorId="453DD6D5" id="Graphic 4" o:spid="_x0000_s1026" style="position:absolute;margin-left:46.4pt;margin-top:15.9pt;width:166.2pt;height:.85pt;z-index:251642368;visibility:visible;mso-wrap-style:square;mso-wrap-distance-left:0;mso-wrap-distance-top:0;mso-wrap-distance-right:0;mso-wrap-distance-bottom:0;mso-position-horizontal:absolute;mso-position-horizontal-relative:page;mso-position-vertical:absolute;mso-position-vertical-relative:text;v-text-anchor:top" coordsize="2110740,10795" o:gfxdata="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" path="m2110740,l,,,10668r2110740,l2110740,xe" fillcolor="black" stroked="f">
                 <v:path arrowok="t"/>
                 <w10:wrap anchorx="page"/>
               </v:shape>
@@ -686,7 +686,7 @@
           </mc:Choice>
           <mc:Fallback>
             <w:pict>
-              <v:shape w14:anchorId="63E7D85F" id="Graphic 5" o:spid="_x0000_s1026" style="position:absolute;margin-left:400.35pt;margin-top:15.9pt;width:165.6pt;height:.85pt;z-index:251645440;visibility:visible;mso-wrap-style:square;mso-wrap-distance-left:0;mso-wrap-distance-top:0;mso-wrap-distance-right:0;mso-wrap-distance-bottom:0;mso-position-horizontal:absolute;mso-position-horizontal-relative:page;mso-position-vertical:absolute;mso-position-vertical-relative:text;v-text-anchor:top" coordsize="2103120,10795" o:gfxdata="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" path="m2103120,l,,,10668r2103120,l2103120,xe" fillcolor="black" stroked="f">
+              <v:shape w14:anchorId="25CFD851" id="Graphic 5" o:spid="_x0000_s1026" style="position:absolute;margin-left:400.35pt;margin-top:15.9pt;width:165.6pt;height:.85pt;z-index:251645440;visibility:visible;mso-wrap-style:square;mso-wrap-distance-left:0;mso-wrap-distance-top:0;mso-wrap-distance-right:0;mso-wrap-distance-bottom:0;mso-position-horizontal:absolute;mso-position-horizontal-relative:page;mso-position-vertical:absolute;mso-position-vertical-relative:text;v-text-anchor:top" coordsize="2103120,10795" o:gfxdata="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" path="m2103120,l,,,10668r2103120,l2103120,xe" fillcolor="black" stroked="f">
                 <v:path arrowok="t"/>
                 <w10:wrap anchorx="page"/>
               </v:shape>
@@ -1202,7 +1202,7 @@
           </mc:Choice>
           <mc:Fallback>
             <w:pict>
-              <v:shape w14:anchorId="78B449C9" id="Graphic 6" o:spid="_x0000_s1026" style="position:absolute;margin-left:46.4pt;margin-top:12.85pt;width:187.95pt;height:.85pt;z-index:251648512;visibility:visible;mso-wrap-style:square;mso-wrap-distance-left:0;mso-wrap-distance-top:0;mso-wrap-distance-right:0;mso-wrap-distance-bottom:0;mso-position-horizontal:absolute;mso-position-horizontal-relative:page;mso-position-vertical:absolute;mso-position-vertical-relative:text;v-text-anchor:top" coordsize="2386965,10795" o:gfxdata="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" path="m2386584,l,,,10668r2386584,l2386584,xe" fillcolor="black" stroked="f">
+              <v:shape w14:anchorId="6A8491C5" id="Graphic 6" o:spid="_x0000_s1026" style="position:absolute;margin-left:46.4pt;margin-top:12.85pt;width:187.95pt;height:.85pt;z-index:251648512;visibility:visible;mso-wrap-style:square;mso-wrap-distance-left:0;mso-wrap-distance-top:0;mso-wrap-distance-right:0;mso-wrap-distance-bottom:0;mso-position-horizontal:absolute;mso-position-horizontal-relative:page;mso-position-vertical:absolute;mso-position-vertical-relative:text;v-text-anchor:top" coordsize="2386965,10795" o:gfxdata="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" path="m2386584,l,,,10668r2386584,l2386584,xe" fillcolor="black" stroked="f">
                 <v:path arrowok="t"/>
                 <w10:wrap anchorx="page"/>
               </v:shape>
@@ -1289,7 +1289,7 @@
           </mc:Choice>
           <mc:Fallback>
             <w:pict>
-              <v:shape w14:anchorId="18163691" id="Graphic 7" o:spid="_x0000_s1026" style="position:absolute;margin-left:378.7pt;margin-top:12.85pt;width:187.35pt;height:.85pt;z-index:251651584;visibility:visible;mso-wrap-style:square;mso-wrap-distance-left:0;mso-wrap-distance-top:0;mso-wrap-distance-right:0;mso-wrap-distance-bottom:0;mso-position-horizontal:absolute;mso-position-horizontal-relative:page;mso-position-vertical:absolute;mso-position-vertical-relative:text;v-text-anchor:top" coordsize="2379345,10795" o:gfxdata="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" path="m2378964,l,,,10668r2378964,l2378964,xe" fillcolor="black" stroked="f">
+              <v:shape w14:anchorId="65728227" id="Graphic 7" o:spid="_x0000_s1026" style="position:absolute;margin-left:378.7pt;margin-top:12.85pt;width:187.35pt;height:.85pt;z-index:251651584;visibility:visible;mso-wrap-style:square;mso-wrap-distance-left:0;mso-wrap-distance-top:0;mso-wrap-distance-right:0;mso-wrap-distance-bottom:0;mso-position-horizontal:absolute;mso-position-horizontal-relative:page;mso-position-vertical:absolute;mso-position-vertical-relative:text;v-text-anchor:top" coordsize="2379345,10795" o:gfxdata="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" path="m2378964,l,,,10668r2378964,l2378964,xe" fillcolor="black" stroked="f">
                 <v:path arrowok="t"/>
                 <w10:wrap anchorx="page"/>
               </v:shape>
@@ -1969,7 +1969,7 @@
           </mc:Choice>
           <mc:Fallback>
             <w:pict>
-              <v:shape w14:anchorId="73BC36AA" id="Graphic 8" o:spid="_x0000_s1026" style="position:absolute;margin-left:46.4pt;margin-top:-8.8pt;width:209.8pt;height:.85pt;z-index:251654656;visibility:visible;mso-wrap-style:square;mso-wrap-distance-left:0;mso-wrap-distance-top:0;mso-wrap-distance-right:0;mso-wrap-distance-bottom:0;mso-position-horizontal:absolute;mso-position-horizontal-relative:page;mso-position-vertical:absolute;mso-position-vertical-relative:text;v-text-anchor:top" coordsize="2664460,10795" o:gfxdata="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" path="m2663951,l,,,10666r2663951,l2663951,xe" fillcolor="black" stroked="f">
+              <v:shape w14:anchorId="4A1DB74D" id="Graphic 8" o:spid="_x0000_s1026" style="position:absolute;margin-left:46.4pt;margin-top:-8.8pt;width:209.8pt;height:.85pt;z-index:251654656;visibility:visible;mso-wrap-style:square;mso-wrap-distance-left:0;mso-wrap-distance-top:0;mso-wrap-distance-right:0;mso-wrap-distance-bottom:0;mso-position-horizontal:absolute;mso-position-horizontal-relative:page;mso-position-vertical:absolute;mso-position-vertical-relative:text;v-text-anchor:top" coordsize="2664460,10795" o:gfxdata="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" path="m2663951,l,,,10666r2663951,l2663951,xe" fillcolor="black" stroked="f">
                 <v:path arrowok="t"/>
                 <w10:wrap anchorx="page"/>
               </v:shape>
@@ -2056,7 +2056,7 @@
           </mc:Choice>
           <mc:Fallback>
             <w:pict>
-              <v:shape w14:anchorId="132C66C4" id="Graphic 9" o:spid="_x0000_s1026" style="position:absolute;margin-left:356.85pt;margin-top:-8.8pt;width:209.2pt;height:.85pt;z-index:251657728;visibility:visible;mso-wrap-style:square;mso-wrap-distance-left:0;mso-wrap-distance-top:0;mso-wrap-distance-right:0;mso-wrap-distance-bottom:0;mso-position-horizontal:absolute;mso-position-horizontal-relative:page;mso-position-vertical:absolute;mso-position-vertical-relative:text;v-text-anchor:top" coordsize="2656840,10795" o:gfxdata="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" path="m2656331,l,,,10666r2656331,l2656331,xe" fillcolor="black" stroked="f">
+              <v:shape w14:anchorId="6CD52DD4" id="Graphic 9" o:spid="_x0000_s1026" style="position:absolute;margin-left:356.85pt;margin-top:-8.8pt;width:209.2pt;height:.85pt;z-index:251657728;visibility:visible;mso-wrap-style:square;mso-wrap-distance-left:0;mso-wrap-distance-top:0;mso-wrap-distance-right:0;mso-wrap-distance-bottom:0;mso-position-horizontal:absolute;mso-position-horizontal-relative:page;mso-position-vertical:absolute;mso-position-vertical-relative:text;v-text-anchor:top" coordsize="2656840,10795" o:gfxdata="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" path="m2656331,l,,,10666r2656331,l2656331,xe" fillcolor="black" stroked="f">
                 <v:path arrowok="t"/>
                 <w10:wrap anchorx="page"/>
               </v:shape>
@@ -5703,7 +5703,7 @@
           </mc:Choice>
           <mc:Fallback>
             <w:pict>
-              <v:shape w14:anchorId="5B131DD8" id="Graphic 10" o:spid="_x0000_s1026" style="position:absolute;margin-left:46.4pt;margin-top:14.1pt;width:213.5pt;height:.85pt;z-index:251660800;visibility:visible;mso-wrap-style:square;mso-wrap-distance-left:0;mso-wrap-distance-top:0;mso-wrap-distance-right:0;mso-wrap-distance-bottom:0;mso-position-horizontal:absolute;mso-position-horizontal-relative:page;mso-position-vertical:absolute;mso-position-vertical-relative:text;v-text-anchor:top" coordsize="2711450,10795" o:gfxdata="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" path="m2711196,l,,,10668r2711196,l2711196,xe" fillcolor="black" stroked="f">
+              <v:shape w14:anchorId="0B3C7F39" id="Graphic 10" o:spid="_x0000_s1026" style="position:absolute;margin-left:46.4pt;margin-top:14.1pt;width:213.5pt;height:.85pt;z-index:251660800;visibility:visible;mso-wrap-style:square;mso-wrap-distance-left:0;mso-wrap-distance-top:0;mso-wrap-distance-right:0;mso-wrap-distance-bottom:0;mso-position-horizontal:absolute;mso-position-horizontal-relative:page;mso-position-vertical:absolute;mso-position-vertical-relative:text;v-text-anchor:top" coordsize="2711450,10795" o:gfxdata="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" path="m2711196,l,,,10668r2711196,l2711196,xe" fillcolor="black" stroked="f">
                 <v:path arrowok="t"/>
                 <w10:wrap anchorx="page"/>
               </v:shape>
@@ -5790,7 +5790,7 @@
           </mc:Choice>
           <mc:Fallback>
             <w:pict>
-              <v:shape w14:anchorId="4405DC23" id="Graphic 11" o:spid="_x0000_s1026" style="position:absolute;margin-left:353pt;margin-top:14.1pt;width:213pt;height:.85pt;z-index:251663872;visibility:visible;mso-wrap-style:square;mso-wrap-distance-left:0;mso-wrap-distance-top:0;mso-wrap-distance-right:0;mso-wrap-distance-bottom:0;mso-position-horizontal:absolute;mso-position-horizontal-relative:page;mso-position-vertical:absolute;mso-position-vertical-relative:text;v-text-anchor:top" coordsize="2705100,10795" o:gfxdata="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" path="m2705100,l,,,10668r2705100,l2705100,xe" fillcolor="black" stroked="f">
+              <v:shape w14:anchorId="028EB8E7" id="Graphic 11" o:spid="_x0000_s1026" style="position:absolute;margin-left:353pt;margin-top:14.1pt;width:213pt;height:.85pt;z-index:251663872;visibility:visible;mso-wrap-style:square;mso-wrap-distance-left:0;mso-wrap-distance-top:0;mso-wrap-distance-right:0;mso-wrap-distance-bottom:0;mso-position-horizontal:absolute;mso-position-horizontal-relative:page;mso-position-vertical:absolute;mso-position-vertical-relative:text;v-text-anchor:top" coordsize="2705100,10795" o:gfxdata="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" path="m2705100,l,,,10668r2705100,l2705100,xe" fillcolor="black" stroked="f">
                 <v:path arrowok="t"/>
                 <w10:wrap anchorx="page"/>
               </v:shape>
@@ -6009,7 +6009,7 @@
           </mc:Choice>
           <mc:Fallback>
             <w:pict>
-              <v:shape w14:anchorId="6C0CB5ED" id="Graphic 12" o:spid="_x0000_s1026" style="position:absolute;margin-left:46.4pt;margin-top:14.6pt;width:199.35pt;height:.85pt;z-index:251666944;visibility:visible;mso-wrap-style:square;mso-wrap-distance-left:0;mso-wrap-distance-top:0;mso-wrap-distance-right:0;mso-wrap-distance-bottom:0;mso-position-horizontal:absolute;mso-position-horizontal-relative:page;mso-position-vertical:absolute;mso-position-vertical-relative:text;v-text-anchor:top" coordsize="2531745,10795" o:gfxdata="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" path="m2531364,l,,,10668r2531364,l2531364,xe" fillcolor="black" stroked="f">
+              <v:shape w14:anchorId="7CFC2497" id="Graphic 12" o:spid="_x0000_s1026" style="position:absolute;margin-left:46.4pt;margin-top:14.6pt;width:199.35pt;height:.85pt;z-index:251666944;visibility:visible;mso-wrap-style:square;mso-wrap-distance-left:0;mso-wrap-distance-top:0;mso-wrap-distance-right:0;mso-wrap-distance-bottom:0;mso-position-horizontal:absolute;mso-position-horizontal-relative:page;mso-position-vertical:absolute;mso-position-vertical-relative:text;v-text-anchor:top" coordsize="2531745,10795" o:gfxdata="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" path="m2531364,l,,,10668r2531364,l2531364,xe" fillcolor="black" stroked="f">
                 <v:path arrowok="t"/>
                 <w10:wrap anchorx="page"/>
               </v:shape>
@@ -6096,7 +6096,7 @@
           </mc:Choice>
           <mc:Fallback>
             <w:pict>
-              <v:shape w14:anchorId="540E2F65" id="Graphic 13" o:spid="_x0000_s1026" style="position:absolute;margin-left:367.35pt;margin-top:14.6pt;width:198.6pt;height:.85pt;z-index:251670016;visibility:visible;mso-wrap-style:square;mso-wrap-distance-left:0;mso-wrap-distance-top:0;mso-wrap-distance-right:0;mso-wrap-distance-bottom:0;mso-position-horizontal:absolute;mso-position-horizontal-relative:page;mso-position-vertical:absolute;mso-position-vertical-relative:text;v-text-anchor:top" coordsize="2522220,10795" o:gfxdata="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" path="m2522220,l,,,10668r2522220,l2522220,xe" fillcolor="black" stroked="f">
+              <v:shape w14:anchorId="75A02466" id="Graphic 13" o:spid="_x0000_s1026" style="position:absolute;margin-left:367.35pt;margin-top:14.6pt;width:198.6pt;height:.85pt;z-index:251670016;visibility:visible;mso-wrap-style:square;mso-wrap-distance-left:0;mso-wrap-distance-top:0;mso-wrap-distance-right:0;mso-wrap-distance-bottom:0;mso-position-horizontal:absolute;mso-position-horizontal-relative:page;mso-position-vertical:absolute;mso-position-vertical-relative:text;v-text-anchor:top" coordsize="2522220,10795" o:gfxdata="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" path="m2522220,l,,,10668r2522220,l2522220,xe" fillcolor="black" stroked="f">
                 <v:path arrowok="t"/>
                 <w10:wrap anchorx="page"/>
               </v:shape>
@@ -6207,7 +6207,15 @@
           <w:color w:val="0F0F0F"/>
           <w:sz w:val="20"/>
         </w:rPr>
-        <w:t>2022</w:t>
+        <w:t>202</w:t>
+      </w:r>
+      <w:r>
+        <w:rPr>
+          <w:rFonts w:ascii="Arial" w:hAnsi="Arial" w:cs="Arial"/>
+          <w:color w:val="0F0F0F"/>
+          <w:sz w:val="20"/>
+        </w:rPr>
+        <w:t>4</w:t>
       </w:r>
       <w:r>
         <w:rPr>
@@ -6899,6 +6907,7 @@
   <w:style w:type="character" w:default="1" w:styleId="DefaultParagraphFont">
     <w:name w:val="Default Paragraph Font"/>
     <w:uiPriority w:val="1"/>
+    <w:semiHidden/>
     <w:unhideWhenUsed/>
   </w:style>
   <w:style w:type="table" w:default="1" w:styleId="TableNormal">

--- a/public/Anjali_Yadav_Resume.docx
+++ b/public/Anjali_Yadav_Resume.docx
@@ -95,7 +95,7 @@
           </mc:Choice>
           <mc:Fallback>
             <w:pict>
-              <v:group w14:anchorId="75B921EC" id="Group 1" o:spid="_x0000_s1026" style="width:519.6pt;height:.85pt;mso-position-horizontal-relative:char;mso-position-vertical-relative:line" coordsize="65989,107" o:gfxdata="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">
+              <v:group w14:anchorId="799F9DF2" id="Group 1" o:spid="_x0000_s1026" style="width:519.6pt;height:.85pt;mso-position-horizontal-relative:char;mso-position-vertical-relative:line" coordsize="65989,107" o:gfxdata="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">
                 <v:shape id="Graphic 2" o:spid="_x0000_s1027" style="position:absolute;width:65989;height:107;visibility:visible;mso-wrap-style:square;v-text-anchor:top" coordsize="6598920,10795" o:gfxdata="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" path="m6598920,l,,,10668r6598920,l6598920,xe" fillcolor="black" stroked="f">
                   <v:path arrowok="t"/>
                 </v:shape>
@@ -270,7 +270,7 @@
           </mc:Choice>
           <mc:Fallback>
             <w:pict>
-              <v:shape w14:anchorId="23D299BA" id="Graphic 3" o:spid="_x0000_s1026" style="position:absolute;margin-left:46.4pt;margin-top:6.95pt;width:519.6pt;height:3.85pt;z-index:-251643392;visibility:visible;mso-wrap-style:square;mso-wrap-distance-left:0;mso-wrap-distance-top:0;mso-wrap-distance-right:0;mso-wrap-distance-bottom:0;mso-position-horizontal:absolute;mso-position-horizontal-relative:page;mso-position-vertical:absolute;mso-position-vertical-relative:text;v-text-anchor:top" coordsize="6598920,48895" o:gfxdata="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" path="m6598920,28968l,28968,,48768r6598920,l6598920,28968xem6598920,l,,,10668r6598920,l6598920,xe" fillcolor="black" stroked="f">
+              <v:shape w14:anchorId="4D4F3509" id="Graphic 3" o:spid="_x0000_s1026" style="position:absolute;margin-left:46.4pt;margin-top:6.95pt;width:519.6pt;height:3.85pt;z-index:-251643392;visibility:visible;mso-wrap-style:square;mso-wrap-distance-left:0;mso-wrap-distance-top:0;mso-wrap-distance-right:0;mso-wrap-distance-bottom:0;mso-position-horizontal:absolute;mso-position-horizontal-relative:page;mso-position-vertical:absolute;mso-position-vertical-relative:text;v-text-anchor:top" coordsize="6598920,48895" o:gfxdata="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" path="m6598920,28968l,28968,,48768r6598920,l6598920,28968xem6598920,l,,,10668r6598920,l6598920,xe" fillcolor="black" stroked="f">
                 <v:path arrowok="t"/>
                 <w10:wrap type="topAndBottom" anchorx="page"/>
               </v:shape>
@@ -435,20 +435,17 @@
         <w:jc w:val="center"/>
         <w:rPr>
           <w:rFonts w:ascii="Arial" w:hAnsi="Arial" w:cs="Arial"/>
+        </w:rPr>
+      </w:pPr>
+      <w:r>
+        <w:rPr>
+          <w:rFonts w:ascii="Arial" w:hAnsi="Arial" w:cs="Arial"/>
+          <w:b/>
+          <w:color w:val="0F0F0F"/>
           <w:sz w:val="19"/>
         </w:rPr>
-      </w:pPr>
-      <w:proofErr w:type="spellStart"/>
-      <w:r>
-        <w:rPr>
-          <w:rFonts w:ascii="Arial" w:hAnsi="Arial" w:cs="Arial"/>
-          <w:b/>
-          <w:color w:val="0F0F0F"/>
-          <w:sz w:val="19"/>
-        </w:rPr>
-        <w:t>Linkedln</w:t>
-      </w:r>
-      <w:proofErr w:type="spellEnd"/>
+        <w:t>LinkedIn</w:t>
+      </w:r>
       <w:r>
         <w:rPr>
           <w:rFonts w:ascii="Arial" w:hAnsi="Arial" w:cs="Arial"/>
@@ -468,47 +465,65 @@
         </w:rPr>
         <w:t xml:space="preserve"> </w:t>
       </w:r>
-      <w:hyperlink r:id="rId6">
+      <w:hyperlink r:id="rId6" w:history="1">
         <w:r>
           <w:rPr>
+            <w:rStyle w:val="Hyperlink"/>
             <w:rFonts w:ascii="Arial" w:hAnsi="Arial" w:cs="Arial"/>
-            <w:color w:val="0F0F0F"/>
-            <w:sz w:val="20"/>
+            <w:bCs/>
+            <w:spacing w:val="12"/>
+            <w:sz w:val="19"/>
           </w:rPr>
-          <w:t>https:</w:t>
+          <w:t>LinkedIn Profile</w:t>
         </w:r>
+      </w:hyperlink>
+      <w:r>
+        <w:rPr>
+          <w:rFonts w:ascii="Arial" w:hAnsi="Arial" w:cs="Arial"/>
+          <w:b/>
+          <w:color w:val="0F0F0F"/>
+          <w:spacing w:val="12"/>
+          <w:sz w:val="19"/>
+        </w:rPr>
+        <w:t xml:space="preserve"> | </w:t>
+      </w:r>
+      <w:r>
+        <w:rPr>
+          <w:rFonts w:ascii="Arial" w:hAnsi="Arial" w:cs="Arial"/>
+          <w:b/>
+          <w:color w:val="0F0F0F"/>
+          <w:sz w:val="19"/>
+        </w:rPr>
+        <w:t>Portfolio</w:t>
+      </w:r>
+      <w:r>
+        <w:rPr>
+          <w:rFonts w:ascii="Arial" w:hAnsi="Arial" w:cs="Arial"/>
+          <w:b/>
+          <w:color w:val="0F0F0F"/>
+          <w:sz w:val="19"/>
+        </w:rPr>
+        <w:t>:</w:t>
+      </w:r>
+      <w:r>
+        <w:rPr>
+          <w:rFonts w:ascii="Arial" w:hAnsi="Arial" w:cs="Arial"/>
+          <w:b/>
+          <w:color w:val="0F0F0F"/>
+          <w:spacing w:val="12"/>
+          <w:sz w:val="19"/>
+        </w:rPr>
+        <w:t xml:space="preserve"> </w:t>
+      </w:r>
+      <w:hyperlink r:id="rId7" w:history="1">
         <w:r>
           <w:rPr>
+            <w:rStyle w:val="Hyperlink"/>
             <w:rFonts w:ascii="Arial" w:hAnsi="Arial" w:cs="Arial"/>
-            <w:color w:val="424242"/>
-            <w:sz w:val="20"/>
+            <w:sz w:val="19"/>
+            <w:szCs w:val="19"/>
           </w:rPr>
-          <w:t>/</w:t>
-        </w:r>
-        <w:r>
-          <w:rPr>
-            <w:rFonts w:ascii="Arial" w:hAnsi="Arial" w:cs="Arial"/>
-            <w:color w:val="424242"/>
-            <w:sz w:val="19"/>
-          </w:rPr>
-          <w:t>/</w:t>
-        </w:r>
-        <w:r>
-          <w:rPr>
-            <w:rFonts w:ascii="Arial" w:hAnsi="Arial" w:cs="Arial"/>
-            <w:color w:val="0F0F0F"/>
-            <w:sz w:val="19"/>
-          </w:rPr>
-          <w:t>www.linkedin.com/in/anjali-yadav-</w:t>
-        </w:r>
-        <w:r>
-          <w:rPr>
-            <w:rFonts w:ascii="Arial" w:hAnsi="Arial" w:cs="Arial"/>
-            <w:color w:val="0F0F0F"/>
-            <w:spacing w:val="-2"/>
-            <w:sz w:val="19"/>
-          </w:rPr>
-          <w:t>51828622a</w:t>
+          <w:t>Portfolio</w:t>
         </w:r>
       </w:hyperlink>
     </w:p>
@@ -599,7 +614,7 @@
           </mc:Choice>
           <mc:Fallback>
             <w:pict>
-              <v:shape w14:anchorId="453DD6D5" id="Graphic 4" o:spid="_x0000_s1026" style="position:absolute;margin-left:46.4pt;margin-top:15.9pt;width:166.2pt;height:.85pt;z-index:251642368;visibility:visible;mso-wrap-style:square;mso-wrap-distance-left:0;mso-wrap-distance-top:0;mso-wrap-distance-right:0;mso-wrap-distance-bottom:0;mso-position-horizontal:absolute;mso-position-horizontal-relative:page;mso-position-vertical:absolute;mso-position-vertical-relative:text;v-text-anchor:top" coordsize="2110740,10795" o:gfxdata="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" path="m2110740,l,,,10668r2110740,l2110740,xe" fillcolor="black" stroked="f">
+              <v:shape w14:anchorId="6FBC8BBF" id="Graphic 4" o:spid="_x0000_s1026" style="position:absolute;margin-left:46.4pt;margin-top:15.9pt;width:166.2pt;height:.85pt;z-index:251642368;visibility:visible;mso-wrap-style:square;mso-wrap-distance-left:0;mso-wrap-distance-top:0;mso-wrap-distance-right:0;mso-wrap-distance-bottom:0;mso-position-horizontal:absolute;mso-position-horizontal-relative:page;mso-position-vertical:absolute;mso-position-vertical-relative:text;v-text-anchor:top" coordsize="2110740,10795" o:gfxdata="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" path="m2110740,l,,,10668r2110740,l2110740,xe" fillcolor="black" stroked="f">
                 <v:path arrowok="t"/>
                 <w10:wrap anchorx="page"/>
               </v:shape>
@@ -686,7 +701,7 @@
           </mc:Choice>
           <mc:Fallback>
             <w:pict>
-              <v:shape w14:anchorId="25CFD851" id="Graphic 5" o:spid="_x0000_s1026" style="position:absolute;margin-left:400.35pt;margin-top:15.9pt;width:165.6pt;height:.85pt;z-index:251645440;visibility:visible;mso-wrap-style:square;mso-wrap-distance-left:0;mso-wrap-distance-top:0;mso-wrap-distance-right:0;mso-wrap-distance-bottom:0;mso-position-horizontal:absolute;mso-position-horizontal-relative:page;mso-position-vertical:absolute;mso-position-vertical-relative:text;v-text-anchor:top" coordsize="2103120,10795" o:gfxdata="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" path="m2103120,l,,,10668r2103120,l2103120,xe" fillcolor="black" stroked="f">
+              <v:shape w14:anchorId="29D80CD3" id="Graphic 5" o:spid="_x0000_s1026" style="position:absolute;margin-left:400.35pt;margin-top:15.9pt;width:165.6pt;height:.85pt;z-index:251645440;visibility:visible;mso-wrap-style:square;mso-wrap-distance-left:0;mso-wrap-distance-top:0;mso-wrap-distance-right:0;mso-wrap-distance-bottom:0;mso-position-horizontal:absolute;mso-position-horizontal-relative:page;mso-position-vertical:absolute;mso-position-vertical-relative:text;v-text-anchor:top" coordsize="2103120,10795" o:gfxdata="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" path="m2103120,l,,,10668r2103120,l2103120,xe" fillcolor="black" stroked="f">
                 <v:path arrowok="t"/>
                 <w10:wrap anchorx="page"/>
               </v:shape>
@@ -1202,7 +1217,7 @@
           </mc:Choice>
           <mc:Fallback>
             <w:pict>
-              <v:shape w14:anchorId="6A8491C5" id="Graphic 6" o:spid="_x0000_s1026" style="position:absolute;margin-left:46.4pt;margin-top:12.85pt;width:187.95pt;height:.85pt;z-index:251648512;visibility:visible;mso-wrap-style:square;mso-wrap-distance-left:0;mso-wrap-distance-top:0;mso-wrap-distance-right:0;mso-wrap-distance-bottom:0;mso-position-horizontal:absolute;mso-position-horizontal-relative:page;mso-position-vertical:absolute;mso-position-vertical-relative:text;v-text-anchor:top" coordsize="2386965,10795" o:gfxdata="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" path="m2386584,l,,,10668r2386584,l2386584,xe" fillcolor="black" stroked="f">
+              <v:shape w14:anchorId="0AEC55A2" id="Graphic 6" o:spid="_x0000_s1026" style="position:absolute;margin-left:46.4pt;margin-top:12.85pt;width:187.95pt;height:.85pt;z-index:251648512;visibility:visible;mso-wrap-style:square;mso-wrap-distance-left:0;mso-wrap-distance-top:0;mso-wrap-distance-right:0;mso-wrap-distance-bottom:0;mso-position-horizontal:absolute;mso-position-horizontal-relative:page;mso-position-vertical:absolute;mso-position-vertical-relative:text;v-text-anchor:top" coordsize="2386965,10795" o:gfxdata="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" path="m2386584,l,,,10668r2386584,l2386584,xe" fillcolor="black" stroked="f">
                 <v:path arrowok="t"/>
                 <w10:wrap anchorx="page"/>
               </v:shape>
@@ -1289,7 +1304,7 @@
           </mc:Choice>
           <mc:Fallback>
             <w:pict>
-              <v:shape w14:anchorId="65728227" id="Graphic 7" o:spid="_x0000_s1026" style="position:absolute;margin-left:378.7pt;margin-top:12.85pt;width:187.35pt;height:.85pt;z-index:251651584;visibility:visible;mso-wrap-style:square;mso-wrap-distance-left:0;mso-wrap-distance-top:0;mso-wrap-distance-right:0;mso-wrap-distance-bottom:0;mso-position-horizontal:absolute;mso-position-horizontal-relative:page;mso-position-vertical:absolute;mso-position-vertical-relative:text;v-text-anchor:top" coordsize="2379345,10795" o:gfxdata="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" path="m2378964,l,,,10668r2378964,l2378964,xe" fillcolor="black" stroked="f">
+              <v:shape w14:anchorId="0A994EAC" id="Graphic 7" o:spid="_x0000_s1026" style="position:absolute;margin-left:378.7pt;margin-top:12.85pt;width:187.35pt;height:.85pt;z-index:251651584;visibility:visible;mso-wrap-style:square;mso-wrap-distance-left:0;mso-wrap-distance-top:0;mso-wrap-distance-right:0;mso-wrap-distance-bottom:0;mso-position-horizontal:absolute;mso-position-horizontal-relative:page;mso-position-vertical:absolute;mso-position-vertical-relative:text;v-text-anchor:top" coordsize="2379345,10795" o:gfxdata="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" path="m2378964,l,,,10668r2378964,l2378964,xe" fillcolor="black" stroked="f">
                 <v:path arrowok="t"/>
                 <w10:wrap anchorx="page"/>
               </v:shape>
@@ -1969,7 +1984,7 @@
           </mc:Choice>
           <mc:Fallback>
             <w:pict>
-              <v:shape w14:anchorId="4A1DB74D" id="Graphic 8" o:spid="_x0000_s1026" style="position:absolute;margin-left:46.4pt;margin-top:-8.8pt;width:209.8pt;height:.85pt;z-index:251654656;visibility:visible;mso-wrap-style:square;mso-wrap-distance-left:0;mso-wrap-distance-top:0;mso-wrap-distance-right:0;mso-wrap-distance-bottom:0;mso-position-horizontal:absolute;mso-position-horizontal-relative:page;mso-position-vertical:absolute;mso-position-vertical-relative:text;v-text-anchor:top" coordsize="2664460,10795" o:gfxdata="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" path="m2663951,l,,,10666r2663951,l2663951,xe" fillcolor="black" stroked="f">
+              <v:shape w14:anchorId="633B453A" id="Graphic 8" o:spid="_x0000_s1026" style="position:absolute;margin-left:46.4pt;margin-top:-8.8pt;width:209.8pt;height:.85pt;z-index:251654656;visibility:visible;mso-wrap-style:square;mso-wrap-distance-left:0;mso-wrap-distance-top:0;mso-wrap-distance-right:0;mso-wrap-distance-bottom:0;mso-position-horizontal:absolute;mso-position-horizontal-relative:page;mso-position-vertical:absolute;mso-position-vertical-relative:text;v-text-anchor:top" coordsize="2664460,10795" o:gfxdata="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" path="m2663951,l,,,10666r2663951,l2663951,xe" fillcolor="black" stroked="f">
                 <v:path arrowok="t"/>
                 <w10:wrap anchorx="page"/>
               </v:shape>
@@ -2056,7 +2071,7 @@
           </mc:Choice>
           <mc:Fallback>
             <w:pict>
-              <v:shape w14:anchorId="6CD52DD4" id="Graphic 9" o:spid="_x0000_s1026" style="position:absolute;margin-left:356.85pt;margin-top:-8.8pt;width:209.2pt;height:.85pt;z-index:251657728;visibility:visible;mso-wrap-style:square;mso-wrap-distance-left:0;mso-wrap-distance-top:0;mso-wrap-distance-right:0;mso-wrap-distance-bottom:0;mso-position-horizontal:absolute;mso-position-horizontal-relative:page;mso-position-vertical:absolute;mso-position-vertical-relative:text;v-text-anchor:top" coordsize="2656840,10795" o:gfxdata="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" path="m2656331,l,,,10666r2656331,l2656331,xe" fillcolor="black" stroked="f">
+              <v:shape w14:anchorId="79D71DE0" id="Graphic 9" o:spid="_x0000_s1026" style="position:absolute;margin-left:356.85pt;margin-top:-8.8pt;width:209.2pt;height:.85pt;z-index:251657728;visibility:visible;mso-wrap-style:square;mso-wrap-distance-left:0;mso-wrap-distance-top:0;mso-wrap-distance-right:0;mso-wrap-distance-bottom:0;mso-position-horizontal:absolute;mso-position-horizontal-relative:page;mso-position-vertical:absolute;mso-position-vertical-relative:text;v-text-anchor:top" coordsize="2656840,10795" o:gfxdata="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" path="m2656331,l,,,10666r2656331,l2656331,xe" fillcolor="black" stroked="f">
                 <v:path arrowok="t"/>
                 <w10:wrap anchorx="page"/>
               </v:shape>
@@ -5703,7 +5718,7 @@
           </mc:Choice>
           <mc:Fallback>
             <w:pict>
-              <v:shape w14:anchorId="0B3C7F39" id="Graphic 10" o:spid="_x0000_s1026" style="position:absolute;margin-left:46.4pt;margin-top:14.1pt;width:213.5pt;height:.85pt;z-index:251660800;visibility:visible;mso-wrap-style:square;mso-wrap-distance-left:0;mso-wrap-distance-top:0;mso-wrap-distance-right:0;mso-wrap-distance-bottom:0;mso-position-horizontal:absolute;mso-position-horizontal-relative:page;mso-position-vertical:absolute;mso-position-vertical-relative:text;v-text-anchor:top" coordsize="2711450,10795" o:gfxdata="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" path="m2711196,l,,,10668r2711196,l2711196,xe" fillcolor="black" stroked="f">
+              <v:shape w14:anchorId="595CAC3A" id="Graphic 10" o:spid="_x0000_s1026" style="position:absolute;margin-left:46.4pt;margin-top:14.1pt;width:213.5pt;height:.85pt;z-index:251660800;visibility:visible;mso-wrap-style:square;mso-wrap-distance-left:0;mso-wrap-distance-top:0;mso-wrap-distance-right:0;mso-wrap-distance-bottom:0;mso-position-horizontal:absolute;mso-position-horizontal-relative:page;mso-position-vertical:absolute;mso-position-vertical-relative:text;v-text-anchor:top" coordsize="2711450,10795" o:gfxdata="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" path="m2711196,l,,,10668r2711196,l2711196,xe" fillcolor="black" stroked="f">
                 <v:path arrowok="t"/>
                 <w10:wrap anchorx="page"/>
               </v:shape>
@@ -5790,7 +5805,7 @@
           </mc:Choice>
           <mc:Fallback>
             <w:pict>
-              <v:shape w14:anchorId="028EB8E7" id="Graphic 11" o:spid="_x0000_s1026" style="position:absolute;margin-left:353pt;margin-top:14.1pt;width:213pt;height:.85pt;z-index:251663872;visibility:visible;mso-wrap-style:square;mso-wrap-distance-left:0;mso-wrap-distance-top:0;mso-wrap-distance-right:0;mso-wrap-distance-bottom:0;mso-position-horizontal:absolute;mso-position-horizontal-relative:page;mso-position-vertical:absolute;mso-position-vertical-relative:text;v-text-anchor:top" coordsize="2705100,10795" o:gfxdata="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" path="m2705100,l,,,10668r2705100,l2705100,xe" fillcolor="black" stroked="f">
+              <v:shape w14:anchorId="586E1CCF" id="Graphic 11" o:spid="_x0000_s1026" style="position:absolute;margin-left:353pt;margin-top:14.1pt;width:213pt;height:.85pt;z-index:251663872;visibility:visible;mso-wrap-style:square;mso-wrap-distance-left:0;mso-wrap-distance-top:0;mso-wrap-distance-right:0;mso-wrap-distance-bottom:0;mso-position-horizontal:absolute;mso-position-horizontal-relative:page;mso-position-vertical:absolute;mso-position-vertical-relative:text;v-text-anchor:top" coordsize="2705100,10795" o:gfxdata="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" path="m2705100,l,,,10668r2705100,l2705100,xe" fillcolor="black" stroked="f">
                 <v:path arrowok="t"/>
                 <w10:wrap anchorx="page"/>
               </v:shape>
@@ -6009,7 +6024,7 @@
           </mc:Choice>
           <mc:Fallback>
             <w:pict>
-              <v:shape w14:anchorId="7CFC2497" id="Graphic 12" o:spid="_x0000_s1026" style="position:absolute;margin-left:46.4pt;margin-top:14.6pt;width:199.35pt;height:.85pt;z-index:251666944;visibility:visible;mso-wrap-style:square;mso-wrap-distance-left:0;mso-wrap-distance-top:0;mso-wrap-distance-right:0;mso-wrap-distance-bottom:0;mso-position-horizontal:absolute;mso-position-horizontal-relative:page;mso-position-vertical:absolute;mso-position-vertical-relative:text;v-text-anchor:top" coordsize="2531745,10795" o:gfxdata="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" path="m2531364,l,,,10668r2531364,l2531364,xe" fillcolor="black" stroked="f">
+              <v:shape w14:anchorId="7298A473" id="Graphic 12" o:spid="_x0000_s1026" style="position:absolute;margin-left:46.4pt;margin-top:14.6pt;width:199.35pt;height:.85pt;z-index:251666944;visibility:visible;mso-wrap-style:square;mso-wrap-distance-left:0;mso-wrap-distance-top:0;mso-wrap-distance-right:0;mso-wrap-distance-bottom:0;mso-position-horizontal:absolute;mso-position-horizontal-relative:page;mso-position-vertical:absolute;mso-position-vertical-relative:text;v-text-anchor:top" coordsize="2531745,10795" o:gfxdata="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" path="m2531364,l,,,10668r2531364,l2531364,xe" fillcolor="black" stroked="f">
                 <v:path arrowok="t"/>
                 <w10:wrap anchorx="page"/>
               </v:shape>
@@ -6096,7 +6111,7 @@
           </mc:Choice>
           <mc:Fallback>
             <w:pict>
-              <v:shape w14:anchorId="75A02466" id="Graphic 13" o:spid="_x0000_s1026" style="position:absolute;margin-left:367.35pt;margin-top:14.6pt;width:198.6pt;height:.85pt;z-index:251670016;visibility:visible;mso-wrap-style:square;mso-wrap-distance-left:0;mso-wrap-distance-top:0;mso-wrap-distance-right:0;mso-wrap-distance-bottom:0;mso-position-horizontal:absolute;mso-position-horizontal-relative:page;mso-position-vertical:absolute;mso-position-vertical-relative:text;v-text-anchor:top" coordsize="2522220,10795" o:gfxdata="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" path="m2522220,l,,,10668r2522220,l2522220,xe" fillcolor="black" stroked="f">
+              <v:shape w14:anchorId="52B0729B" id="Graphic 13" o:spid="_x0000_s1026" style="position:absolute;margin-left:367.35pt;margin-top:14.6pt;width:198.6pt;height:.85pt;z-index:251670016;visibility:visible;mso-wrap-style:square;mso-wrap-distance-left:0;mso-wrap-distance-top:0;mso-wrap-distance-right:0;mso-wrap-distance-bottom:0;mso-position-horizontal:absolute;mso-position-horizontal-relative:page;mso-position-vertical:absolute;mso-position-vertical-relative:text;v-text-anchor:top" coordsize="2522220,10795" o:gfxdata="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" path="m2522220,l,,,10668r2522220,l2522220,xe" fillcolor="black" stroked="f">
                 <v:path arrowok="t"/>
                 <w10:wrap anchorx="page"/>
               </v:shape>
@@ -6907,7 +6922,6 @@
   <w:style w:type="character" w:default="1" w:styleId="DefaultParagraphFont">
     <w:name w:val="Default Paragraph Font"/>
     <w:uiPriority w:val="1"/>
-    <w:semiHidden/>
     <w:unhideWhenUsed/>
   </w:style>
   <w:style w:type="table" w:default="1" w:styleId="TableNormal">
